--- a/巩固式解密模板/02_项目计划/KJTP-MLM-001_SPP_V1.0_副本.docx
+++ b/巩固式解密模板/02_项目计划/KJTP-MLM-001_SPP_V1.0_副本.docx
@@ -3485,10 +3485,10 @@
       <w:bookmarkStart w:id="0" w:name="_Toc326312513"/>
       <w:bookmarkStart w:id="1" w:name="_Toc62785758"/>
       <w:bookmarkStart w:id="2" w:name="_Toc124225188"/>
-      <w:bookmarkStart w:id="3" w:name="_Toc117673047"/>
-      <w:bookmarkStart w:id="4" w:name="_Toc114305149"/>
+      <w:bookmarkStart w:id="3" w:name="_Toc114305149"/>
+      <w:bookmarkStart w:id="4" w:name="_Toc184722933"/>
       <w:bookmarkStart w:id="5" w:name="_Toc124225844"/>
-      <w:bookmarkStart w:id="6" w:name="_Toc184722933"/>
+      <w:bookmarkStart w:id="6" w:name="_Toc117673047"/>
       <w:r>
         <w:rPr>
           <w:rFonts w:hint="eastAsia" w:ascii="Times New Roman" w:hAnsi="Times New Roman" w:eastAsia="宋体"/>
@@ -3595,8 +3595,8 @@
                 <w:szCs w:val="21"/>
               </w:rPr>
             </w:pPr>
-            <w:bookmarkStart w:id="8" w:name="_Toc114305151"/>
-            <w:bookmarkStart w:id="9" w:name="_Toc117673049"/>
+            <w:bookmarkStart w:id="8" w:name="_Toc117673049"/>
+            <w:bookmarkStart w:id="9" w:name="_Toc114305151"/>
             <w:bookmarkStart w:id="10" w:name="_Toc62785760"/>
             <w:r>
               <w:rPr>
@@ -4238,15 +4238,15 @@
         </w:rPr>
       </w:pPr>
       <w:bookmarkStart w:id="11" w:name="_Toc124225192"/>
-      <w:bookmarkStart w:id="12" w:name="_Toc124225848"/>
-      <w:bookmarkStart w:id="13" w:name="_Toc326312515"/>
+      <w:bookmarkStart w:id="12" w:name="_Toc326312515"/>
+      <w:bookmarkStart w:id="13" w:name="_Toc124225848"/>
       <w:bookmarkStart w:id="14" w:name="_Toc184722937"/>
       <w:bookmarkStart w:id="15" w:name="_Toc16650085"/>
-      <w:bookmarkStart w:id="16" w:name="_Toc62785761"/>
+      <w:bookmarkStart w:id="16" w:name="_Toc117673052"/>
       <w:bookmarkStart w:id="17" w:name="_Toc62785762"/>
       <w:bookmarkStart w:id="18" w:name="_Toc15211290"/>
       <w:bookmarkStart w:id="19" w:name="_Toc114305154"/>
-      <w:bookmarkStart w:id="20" w:name="_Toc117673052"/>
+      <w:bookmarkStart w:id="20" w:name="_Toc62785761"/>
       <w:r>
         <w:rPr>
           <w:rFonts w:ascii="Times New Roman" w:hAnsi="Times New Roman" w:eastAsia="宋体"/>
@@ -4288,16 +4288,11 @@
       </w:tblPr>
       <w:tblGrid>
         <w:gridCol w:w="690"/>
-        <w:gridCol w:w="786"/>
-        <w:gridCol w:w="1075"/>
-        <w:gridCol w:w="401"/>
-        <w:gridCol w:w="1300"/>
-        <w:gridCol w:w="176"/>
-        <w:gridCol w:w="1061"/>
-        <w:gridCol w:w="415"/>
-        <w:gridCol w:w="900"/>
-        <w:gridCol w:w="576"/>
-        <w:gridCol w:w="1477"/>
+        <w:gridCol w:w="1861"/>
+        <w:gridCol w:w="1701"/>
+        <w:gridCol w:w="1237"/>
+        <w:gridCol w:w="1315"/>
+        <w:gridCol w:w="2053"/>
       </w:tblGrid>
       <w:tr>
         <w:tblPrEx>
@@ -4317,7 +4312,6 @@
           </w:tblCellMar>
         </w:tblPrEx>
         <w:trPr>
-          <w:wAfter w:w="0" w:type="auto"/>
           <w:trHeight w:val="210" w:hRule="atLeast"/>
         </w:trPr>
         <w:tc>
@@ -4360,7 +4354,6 @@
         <w:tc>
           <w:tcPr>
             <w:tcW w:w="1861" w:type="dxa"/>
-            <w:gridSpan w:val="2"/>
             <w:tcBorders>
               <w:top w:val="single" w:color="auto" w:sz="4" w:space="0"/>
               <w:left w:val="single" w:color="auto" w:sz="4" w:space="0"/>
@@ -4398,7 +4391,6 @@
         <w:tc>
           <w:tcPr>
             <w:tcW w:w="1701" w:type="dxa"/>
-            <w:gridSpan w:val="2"/>
             <w:tcBorders>
               <w:top w:val="single" w:color="auto" w:sz="4" w:space="0"/>
               <w:left w:val="single" w:color="auto" w:sz="4" w:space="0"/>
@@ -4463,7 +4455,6 @@
         <w:tc>
           <w:tcPr>
             <w:tcW w:w="1237" w:type="dxa"/>
-            <w:gridSpan w:val="2"/>
             <w:tcBorders>
               <w:top w:val="single" w:color="auto" w:sz="4" w:space="0"/>
               <w:left w:val="single" w:color="auto" w:sz="4" w:space="0"/>
@@ -4501,7 +4492,6 @@
         <w:tc>
           <w:tcPr>
             <w:tcW w:w="1315" w:type="dxa"/>
-            <w:gridSpan w:val="2"/>
             <w:tcBorders>
               <w:top w:val="single" w:color="auto" w:sz="4" w:space="0"/>
               <w:left w:val="single" w:color="auto" w:sz="4" w:space="0"/>
@@ -4539,7 +4529,6 @@
         <w:tc>
           <w:tcPr>
             <w:tcW w:w="2053" w:type="dxa"/>
-            <w:gridSpan w:val="2"/>
             <w:tcBorders>
               <w:top w:val="single" w:color="auto" w:sz="4" w:space="0"/>
               <w:left w:val="single" w:color="auto" w:sz="4" w:space="0"/>
@@ -4593,7 +4582,6 @@
           </w:tblCellMar>
         </w:tblPrEx>
         <w:trPr>
-          <w:wAfter w:w="0" w:type="auto"/>
           <w:trHeight w:val="210" w:hRule="atLeast"/>
         </w:trPr>
         <w:tc>
@@ -4639,7 +4627,6 @@
         <w:tc>
           <w:tcPr>
             <w:tcW w:w="1861" w:type="dxa"/>
-            <w:gridSpan w:val="2"/>
             <w:tcBorders>
               <w:top w:val="single" w:color="auto" w:sz="4" w:space="0"/>
               <w:left w:val="single" w:color="auto" w:sz="4" w:space="0"/>
@@ -4680,7 +4667,6 @@
         <w:tc>
           <w:tcPr>
             <w:tcW w:w="1701" w:type="dxa"/>
-            <w:gridSpan w:val="2"/>
             <w:tcBorders>
               <w:top w:val="single" w:color="auto" w:sz="4" w:space="0"/>
               <w:left w:val="single" w:color="auto" w:sz="4" w:space="0"/>
@@ -4721,7 +4707,6 @@
         <w:tc>
           <w:tcPr>
             <w:tcW w:w="1237" w:type="dxa"/>
-            <w:gridSpan w:val="2"/>
             <w:tcBorders>
               <w:top w:val="single" w:color="auto" w:sz="4" w:space="0"/>
               <w:left w:val="single" w:color="auto" w:sz="4" w:space="0"/>
@@ -4762,7 +4747,6 @@
         <w:tc>
           <w:tcPr>
             <w:tcW w:w="1315" w:type="dxa"/>
-            <w:gridSpan w:val="2"/>
             <w:tcBorders>
               <w:top w:val="single" w:color="auto" w:sz="4" w:space="0"/>
               <w:left w:val="single" w:color="auto" w:sz="4" w:space="0"/>
@@ -4803,7 +4787,6 @@
         <w:tc>
           <w:tcPr>
             <w:tcW w:w="2053" w:type="dxa"/>
-            <w:gridSpan w:val="2"/>
             <w:tcBorders>
               <w:top w:val="single" w:color="auto" w:sz="4" w:space="0"/>
               <w:left w:val="single" w:color="auto" w:sz="4" w:space="0"/>
@@ -4860,7 +4843,6 @@
           </w:tblCellMar>
         </w:tblPrEx>
         <w:trPr>
-          <w:wAfter w:w="0" w:type="auto"/>
           <w:trHeight w:val="210" w:hRule="atLeast"/>
         </w:trPr>
         <w:tc>
@@ -4906,7 +4888,6 @@
         <w:tc>
           <w:tcPr>
             <w:tcW w:w="1861" w:type="dxa"/>
-            <w:gridSpan w:val="2"/>
             <w:tcBorders>
               <w:top w:val="single" w:color="auto" w:sz="4" w:space="0"/>
               <w:left w:val="single" w:color="auto" w:sz="4" w:space="0"/>
@@ -4947,7 +4928,6 @@
         <w:tc>
           <w:tcPr>
             <w:tcW w:w="1701" w:type="dxa"/>
-            <w:gridSpan w:val="2"/>
             <w:tcBorders>
               <w:top w:val="single" w:color="auto" w:sz="4" w:space="0"/>
               <w:left w:val="single" w:color="auto" w:sz="4" w:space="0"/>
@@ -4988,7 +4968,6 @@
         <w:tc>
           <w:tcPr>
             <w:tcW w:w="1237" w:type="dxa"/>
-            <w:gridSpan w:val="2"/>
             <w:tcBorders>
               <w:top w:val="single" w:color="auto" w:sz="4" w:space="0"/>
               <w:left w:val="single" w:color="auto" w:sz="4" w:space="0"/>
@@ -5029,7 +5008,6 @@
         <w:tc>
           <w:tcPr>
             <w:tcW w:w="1315" w:type="dxa"/>
-            <w:gridSpan w:val="2"/>
             <w:tcBorders>
               <w:top w:val="single" w:color="auto" w:sz="4" w:space="0"/>
               <w:left w:val="single" w:color="auto" w:sz="4" w:space="0"/>
@@ -5070,7 +5048,6 @@
         <w:tc>
           <w:tcPr>
             <w:tcW w:w="2053" w:type="dxa"/>
-            <w:gridSpan w:val="2"/>
             <w:tcBorders>
               <w:top w:val="single" w:color="auto" w:sz="4" w:space="0"/>
               <w:left w:val="single" w:color="auto" w:sz="4" w:space="0"/>
@@ -5127,7 +5104,6 @@
           </w:tblCellMar>
         </w:tblPrEx>
         <w:trPr>
-          <w:wAfter w:w="0" w:type="auto"/>
           <w:trHeight w:val="210" w:hRule="atLeast"/>
         </w:trPr>
         <w:tc>
@@ -5173,7 +5149,6 @@
         <w:tc>
           <w:tcPr>
             <w:tcW w:w="1861" w:type="dxa"/>
-            <w:gridSpan w:val="2"/>
             <w:tcBorders>
               <w:top w:val="single" w:color="auto" w:sz="4" w:space="0"/>
               <w:left w:val="single" w:color="auto" w:sz="4" w:space="0"/>
@@ -5214,7 +5189,6 @@
         <w:tc>
           <w:tcPr>
             <w:tcW w:w="1701" w:type="dxa"/>
-            <w:gridSpan w:val="2"/>
             <w:tcBorders>
               <w:top w:val="single" w:color="auto" w:sz="4" w:space="0"/>
               <w:left w:val="single" w:color="auto" w:sz="4" w:space="0"/>
@@ -5255,7 +5229,6 @@
         <w:tc>
           <w:tcPr>
             <w:tcW w:w="1237" w:type="dxa"/>
-            <w:gridSpan w:val="2"/>
             <w:tcBorders>
               <w:top w:val="single" w:color="auto" w:sz="4" w:space="0"/>
               <w:left w:val="single" w:color="auto" w:sz="4" w:space="0"/>
@@ -5296,7 +5269,6 @@
         <w:tc>
           <w:tcPr>
             <w:tcW w:w="1315" w:type="dxa"/>
-            <w:gridSpan w:val="2"/>
             <w:tcBorders>
               <w:top w:val="single" w:color="auto" w:sz="4" w:space="0"/>
               <w:left w:val="single" w:color="auto" w:sz="4" w:space="0"/>
@@ -5337,7 +5309,6 @@
         <w:tc>
           <w:tcPr>
             <w:tcW w:w="2053" w:type="dxa"/>
-            <w:gridSpan w:val="2"/>
             <w:tcBorders>
               <w:top w:val="single" w:color="auto" w:sz="4" w:space="0"/>
               <w:left w:val="single" w:color="auto" w:sz="4" w:space="0"/>
@@ -5394,7 +5365,6 @@
           </w:tblCellMar>
         </w:tblPrEx>
         <w:trPr>
-          <w:wAfter w:w="0" w:type="auto"/>
           <w:trHeight w:val="210" w:hRule="atLeast"/>
         </w:trPr>
         <w:tc>
@@ -5440,7 +5410,6 @@
         <w:tc>
           <w:tcPr>
             <w:tcW w:w="1861" w:type="dxa"/>
-            <w:gridSpan w:val="2"/>
             <w:tcBorders>
               <w:top w:val="single" w:color="auto" w:sz="4" w:space="0"/>
               <w:left w:val="single" w:color="auto" w:sz="4" w:space="0"/>
@@ -5481,7 +5450,6 @@
         <w:tc>
           <w:tcPr>
             <w:tcW w:w="1701" w:type="dxa"/>
-            <w:gridSpan w:val="2"/>
             <w:tcBorders>
               <w:top w:val="single" w:color="auto" w:sz="4" w:space="0"/>
               <w:left w:val="single" w:color="auto" w:sz="4" w:space="0"/>
@@ -5522,7 +5490,6 @@
         <w:tc>
           <w:tcPr>
             <w:tcW w:w="1237" w:type="dxa"/>
-            <w:gridSpan w:val="2"/>
             <w:tcBorders>
               <w:top w:val="single" w:color="auto" w:sz="4" w:space="0"/>
               <w:left w:val="single" w:color="auto" w:sz="4" w:space="0"/>
@@ -5563,7 +5530,6 @@
         <w:tc>
           <w:tcPr>
             <w:tcW w:w="1315" w:type="dxa"/>
-            <w:gridSpan w:val="2"/>
             <w:tcBorders>
               <w:top w:val="single" w:color="auto" w:sz="4" w:space="0"/>
               <w:left w:val="single" w:color="auto" w:sz="4" w:space="0"/>
@@ -5604,7 +5570,6 @@
         <w:tc>
           <w:tcPr>
             <w:tcW w:w="2053" w:type="dxa"/>
-            <w:gridSpan w:val="2"/>
             <w:tcBorders>
               <w:top w:val="single" w:color="auto" w:sz="4" w:space="0"/>
               <w:left w:val="single" w:color="auto" w:sz="4" w:space="0"/>
@@ -5661,7 +5626,6 @@
           </w:tblCellMar>
         </w:tblPrEx>
         <w:trPr>
-          <w:wAfter w:w="0" w:type="auto"/>
           <w:trHeight w:val="210" w:hRule="atLeast"/>
         </w:trPr>
         <w:tc>
@@ -5707,7 +5671,6 @@
         <w:tc>
           <w:tcPr>
             <w:tcW w:w="1861" w:type="dxa"/>
-            <w:gridSpan w:val="2"/>
             <w:tcBorders>
               <w:top w:val="single" w:color="auto" w:sz="4" w:space="0"/>
               <w:left w:val="single" w:color="auto" w:sz="4" w:space="0"/>
@@ -5748,7 +5711,6 @@
         <w:tc>
           <w:tcPr>
             <w:tcW w:w="1701" w:type="dxa"/>
-            <w:gridSpan w:val="2"/>
             <w:tcBorders>
               <w:top w:val="single" w:color="auto" w:sz="4" w:space="0"/>
               <w:left w:val="single" w:color="auto" w:sz="4" w:space="0"/>
@@ -5789,7 +5751,6 @@
         <w:tc>
           <w:tcPr>
             <w:tcW w:w="1237" w:type="dxa"/>
-            <w:gridSpan w:val="2"/>
             <w:tcBorders>
               <w:top w:val="single" w:color="auto" w:sz="4" w:space="0"/>
               <w:left w:val="single" w:color="auto" w:sz="4" w:space="0"/>
@@ -5830,7 +5791,6 @@
         <w:tc>
           <w:tcPr>
             <w:tcW w:w="1315" w:type="dxa"/>
-            <w:gridSpan w:val="2"/>
             <w:tcBorders>
               <w:top w:val="single" w:color="auto" w:sz="4" w:space="0"/>
               <w:left w:val="single" w:color="auto" w:sz="4" w:space="0"/>
@@ -5871,7 +5831,6 @@
         <w:tc>
           <w:tcPr>
             <w:tcW w:w="2053" w:type="dxa"/>
-            <w:gridSpan w:val="2"/>
             <w:tcBorders>
               <w:top w:val="single" w:color="auto" w:sz="4" w:space="0"/>
               <w:left w:val="single" w:color="auto" w:sz="4" w:space="0"/>
@@ -5928,7 +5887,6 @@
           </w:tblCellMar>
         </w:tblPrEx>
         <w:trPr>
-          <w:wAfter w:w="0" w:type="auto"/>
           <w:trHeight w:val="210" w:hRule="atLeast"/>
         </w:trPr>
         <w:tc>
@@ -5974,7 +5932,6 @@
         <w:tc>
           <w:tcPr>
             <w:tcW w:w="1861" w:type="dxa"/>
-            <w:gridSpan w:val="2"/>
             <w:tcBorders>
               <w:top w:val="single" w:color="auto" w:sz="4" w:space="0"/>
               <w:left w:val="single" w:color="auto" w:sz="4" w:space="0"/>
@@ -6001,21 +5958,13 @@
               </w:rPr>
             </w:pPr>
             <w:r>
-              <w:rPr>
-                <w:rFonts w:hint="eastAsia"/>
-                <w:color w:val="000000"/>
-                <w:sz w:val="21"/>
-                <w:szCs w:val="21"/>
-                <w:lang w:eastAsia="zh-CN"/>
-              </w:rPr>
-              <w:t>Neo4j环境搭建与图模型设计</w:t>
+              <w:t>MySQL环境搭建与图模型设计</w:t>
             </w:r>
           </w:p>
         </w:tc>
         <w:tc>
           <w:tcPr>
             <w:tcW w:w="1701" w:type="dxa"/>
-            <w:gridSpan w:val="2"/>
             <w:tcBorders>
               <w:top w:val="single" w:color="auto" w:sz="4" w:space="0"/>
               <w:left w:val="single" w:color="auto" w:sz="4" w:space="0"/>
@@ -6056,7 +6005,6 @@
         <w:tc>
           <w:tcPr>
             <w:tcW w:w="1237" w:type="dxa"/>
-            <w:gridSpan w:val="2"/>
             <w:tcBorders>
               <w:top w:val="single" w:color="auto" w:sz="4" w:space="0"/>
               <w:left w:val="single" w:color="auto" w:sz="4" w:space="0"/>
@@ -6097,7 +6045,6 @@
         <w:tc>
           <w:tcPr>
             <w:tcW w:w="1315" w:type="dxa"/>
-            <w:gridSpan w:val="2"/>
             <w:tcBorders>
               <w:top w:val="single" w:color="auto" w:sz="4" w:space="0"/>
               <w:left w:val="single" w:color="auto" w:sz="4" w:space="0"/>
@@ -6138,7 +6085,6 @@
         <w:tc>
           <w:tcPr>
             <w:tcW w:w="2053" w:type="dxa"/>
-            <w:gridSpan w:val="2"/>
             <w:tcBorders>
               <w:top w:val="single" w:color="auto" w:sz="4" w:space="0"/>
               <w:left w:val="single" w:color="auto" w:sz="4" w:space="0"/>
@@ -6195,7 +6141,6 @@
           </w:tblCellMar>
         </w:tblPrEx>
         <w:trPr>
-          <w:wAfter w:w="0" w:type="auto"/>
           <w:trHeight w:val="210" w:hRule="atLeast"/>
         </w:trPr>
         <w:tc>
@@ -6241,7 +6186,6 @@
         <w:tc>
           <w:tcPr>
             <w:tcW w:w="1861" w:type="dxa"/>
-            <w:gridSpan w:val="2"/>
             <w:tcBorders>
               <w:top w:val="single" w:color="auto" w:sz="4" w:space="0"/>
               <w:left w:val="single" w:color="auto" w:sz="4" w:space="0"/>
@@ -6282,7 +6226,6 @@
         <w:tc>
           <w:tcPr>
             <w:tcW w:w="1701" w:type="dxa"/>
-            <w:gridSpan w:val="2"/>
             <w:tcBorders>
               <w:top w:val="single" w:color="auto" w:sz="4" w:space="0"/>
               <w:left w:val="single" w:color="auto" w:sz="4" w:space="0"/>
@@ -6323,7 +6266,6 @@
         <w:tc>
           <w:tcPr>
             <w:tcW w:w="1237" w:type="dxa"/>
-            <w:gridSpan w:val="2"/>
             <w:tcBorders>
               <w:top w:val="single" w:color="auto" w:sz="4" w:space="0"/>
               <w:left w:val="single" w:color="auto" w:sz="4" w:space="0"/>
@@ -6364,7 +6306,6 @@
         <w:tc>
           <w:tcPr>
             <w:tcW w:w="1315" w:type="dxa"/>
-            <w:gridSpan w:val="2"/>
             <w:tcBorders>
               <w:top w:val="single" w:color="auto" w:sz="4" w:space="0"/>
               <w:left w:val="single" w:color="auto" w:sz="4" w:space="0"/>
@@ -6405,7 +6346,6 @@
         <w:tc>
           <w:tcPr>
             <w:tcW w:w="2053" w:type="dxa"/>
-            <w:gridSpan w:val="2"/>
             <w:tcBorders>
               <w:top w:val="single" w:color="auto" w:sz="4" w:space="0"/>
               <w:left w:val="single" w:color="auto" w:sz="4" w:space="0"/>
@@ -6462,7 +6402,6 @@
           </w:tblCellMar>
         </w:tblPrEx>
         <w:trPr>
-          <w:wAfter w:w="0" w:type="auto"/>
           <w:trHeight w:val="210" w:hRule="atLeast"/>
         </w:trPr>
         <w:tc>
@@ -6508,7 +6447,6 @@
         <w:tc>
           <w:tcPr>
             <w:tcW w:w="1861" w:type="dxa"/>
-            <w:gridSpan w:val="2"/>
             <w:tcBorders>
               <w:top w:val="single" w:color="auto" w:sz="4" w:space="0"/>
               <w:left w:val="single" w:color="auto" w:sz="4" w:space="0"/>
@@ -6549,7 +6487,6 @@
         <w:tc>
           <w:tcPr>
             <w:tcW w:w="1701" w:type="dxa"/>
-            <w:gridSpan w:val="2"/>
             <w:tcBorders>
               <w:top w:val="single" w:color="auto" w:sz="4" w:space="0"/>
               <w:left w:val="single" w:color="auto" w:sz="4" w:space="0"/>
@@ -6590,7 +6527,6 @@
         <w:tc>
           <w:tcPr>
             <w:tcW w:w="1237" w:type="dxa"/>
-            <w:gridSpan w:val="2"/>
             <w:tcBorders>
               <w:top w:val="single" w:color="auto" w:sz="4" w:space="0"/>
               <w:left w:val="single" w:color="auto" w:sz="4" w:space="0"/>
@@ -6631,7 +6567,6 @@
         <w:tc>
           <w:tcPr>
             <w:tcW w:w="1315" w:type="dxa"/>
-            <w:gridSpan w:val="2"/>
             <w:tcBorders>
               <w:top w:val="single" w:color="auto" w:sz="4" w:space="0"/>
               <w:left w:val="single" w:color="auto" w:sz="4" w:space="0"/>
@@ -6672,7 +6607,6 @@
         <w:tc>
           <w:tcPr>
             <w:tcW w:w="2053" w:type="dxa"/>
-            <w:gridSpan w:val="2"/>
             <w:tcBorders>
               <w:top w:val="single" w:color="auto" w:sz="4" w:space="0"/>
               <w:left w:val="single" w:color="auto" w:sz="4" w:space="0"/>
@@ -6729,7 +6663,6 @@
           </w:tblCellMar>
         </w:tblPrEx>
         <w:trPr>
-          <w:wAfter w:w="0" w:type="auto"/>
           <w:trHeight w:val="210" w:hRule="atLeast"/>
         </w:trPr>
         <w:tc>
@@ -6775,7 +6708,6 @@
         <w:tc>
           <w:tcPr>
             <w:tcW w:w="1861" w:type="dxa"/>
-            <w:gridSpan w:val="2"/>
             <w:tcBorders>
               <w:top w:val="single" w:color="auto" w:sz="4" w:space="0"/>
               <w:left w:val="single" w:color="auto" w:sz="4" w:space="0"/>
@@ -6802,21 +6734,13 @@
               </w:rPr>
             </w:pPr>
             <w:r>
-              <w:rPr>
-                <w:rFonts w:hint="eastAsia"/>
-                <w:color w:val="000000"/>
-                <w:sz w:val="21"/>
-                <w:szCs w:val="21"/>
-                <w:lang w:eastAsia="zh-CN"/>
-              </w:rPr>
-              <w:t>Cypher查询与图谱API封装</w:t>
+              <w:t>SQL查询与图谱API封装</w:t>
             </w:r>
           </w:p>
         </w:tc>
         <w:tc>
           <w:tcPr>
             <w:tcW w:w="1701" w:type="dxa"/>
-            <w:gridSpan w:val="2"/>
             <w:tcBorders>
               <w:top w:val="single" w:color="auto" w:sz="4" w:space="0"/>
               <w:left w:val="single" w:color="auto" w:sz="4" w:space="0"/>
@@ -6857,7 +6781,6 @@
         <w:tc>
           <w:tcPr>
             <w:tcW w:w="1237" w:type="dxa"/>
-            <w:gridSpan w:val="2"/>
             <w:tcBorders>
               <w:top w:val="single" w:color="auto" w:sz="4" w:space="0"/>
               <w:left w:val="single" w:color="auto" w:sz="4" w:space="0"/>
@@ -6898,7 +6821,6 @@
         <w:tc>
           <w:tcPr>
             <w:tcW w:w="1315" w:type="dxa"/>
-            <w:gridSpan w:val="2"/>
             <w:tcBorders>
               <w:top w:val="single" w:color="auto" w:sz="4" w:space="0"/>
               <w:left w:val="single" w:color="auto" w:sz="4" w:space="0"/>
@@ -6939,7 +6861,6 @@
         <w:tc>
           <w:tcPr>
             <w:tcW w:w="2053" w:type="dxa"/>
-            <w:gridSpan w:val="2"/>
             <w:tcBorders>
               <w:top w:val="single" w:color="auto" w:sz="4" w:space="0"/>
               <w:left w:val="single" w:color="auto" w:sz="4" w:space="0"/>
@@ -6996,7 +6917,6 @@
           </w:tblCellMar>
         </w:tblPrEx>
         <w:trPr>
-          <w:wAfter w:w="0" w:type="auto"/>
           <w:trHeight w:val="210" w:hRule="atLeast"/>
         </w:trPr>
         <w:tc>
@@ -7042,7 +6962,6 @@
         <w:tc>
           <w:tcPr>
             <w:tcW w:w="1861" w:type="dxa"/>
-            <w:gridSpan w:val="2"/>
             <w:tcBorders>
               <w:top w:val="single" w:color="auto" w:sz="4" w:space="0"/>
               <w:left w:val="single" w:color="auto" w:sz="4" w:space="0"/>
@@ -7083,7 +7002,6 @@
         <w:tc>
           <w:tcPr>
             <w:tcW w:w="1701" w:type="dxa"/>
-            <w:gridSpan w:val="2"/>
             <w:tcBorders>
               <w:top w:val="single" w:color="auto" w:sz="4" w:space="0"/>
               <w:left w:val="single" w:color="auto" w:sz="4" w:space="0"/>
@@ -7124,7 +7042,6 @@
         <w:tc>
           <w:tcPr>
             <w:tcW w:w="1237" w:type="dxa"/>
-            <w:gridSpan w:val="2"/>
             <w:tcBorders>
               <w:top w:val="single" w:color="auto" w:sz="4" w:space="0"/>
               <w:left w:val="single" w:color="auto" w:sz="4" w:space="0"/>
@@ -7165,7 +7082,6 @@
         <w:tc>
           <w:tcPr>
             <w:tcW w:w="1315" w:type="dxa"/>
-            <w:gridSpan w:val="2"/>
             <w:tcBorders>
               <w:top w:val="single" w:color="auto" w:sz="4" w:space="0"/>
               <w:left w:val="single" w:color="auto" w:sz="4" w:space="0"/>
@@ -7206,7 +7122,6 @@
         <w:tc>
           <w:tcPr>
             <w:tcW w:w="2053" w:type="dxa"/>
-            <w:gridSpan w:val="2"/>
             <w:tcBorders>
               <w:top w:val="single" w:color="auto" w:sz="4" w:space="0"/>
               <w:left w:val="single" w:color="auto" w:sz="4" w:space="0"/>
@@ -7263,7 +7178,6 @@
           </w:tblCellMar>
         </w:tblPrEx>
         <w:trPr>
-          <w:wAfter w:w="0" w:type="auto"/>
           <w:trHeight w:val="210" w:hRule="atLeast"/>
         </w:trPr>
         <w:tc>
@@ -7309,7 +7223,6 @@
         <w:tc>
           <w:tcPr>
             <w:tcW w:w="1861" w:type="dxa"/>
-            <w:gridSpan w:val="2"/>
             <w:tcBorders>
               <w:top w:val="single" w:color="auto" w:sz="4" w:space="0"/>
               <w:left w:val="single" w:color="auto" w:sz="4" w:space="0"/>
@@ -7350,7 +7263,6 @@
         <w:tc>
           <w:tcPr>
             <w:tcW w:w="1701" w:type="dxa"/>
-            <w:gridSpan w:val="2"/>
             <w:tcBorders>
               <w:top w:val="single" w:color="auto" w:sz="4" w:space="0"/>
               <w:left w:val="single" w:color="auto" w:sz="4" w:space="0"/>
@@ -7391,7 +7303,6 @@
         <w:tc>
           <w:tcPr>
             <w:tcW w:w="1237" w:type="dxa"/>
-            <w:gridSpan w:val="2"/>
             <w:tcBorders>
               <w:top w:val="single" w:color="auto" w:sz="4" w:space="0"/>
               <w:left w:val="single" w:color="auto" w:sz="4" w:space="0"/>
@@ -7432,7 +7343,6 @@
         <w:tc>
           <w:tcPr>
             <w:tcW w:w="1315" w:type="dxa"/>
-            <w:gridSpan w:val="2"/>
             <w:tcBorders>
               <w:top w:val="single" w:color="auto" w:sz="4" w:space="0"/>
               <w:left w:val="single" w:color="auto" w:sz="4" w:space="0"/>
@@ -7473,7 +7383,6 @@
         <w:tc>
           <w:tcPr>
             <w:tcW w:w="2053" w:type="dxa"/>
-            <w:gridSpan w:val="2"/>
             <w:tcBorders>
               <w:top w:val="single" w:color="auto" w:sz="4" w:space="0"/>
               <w:left w:val="single" w:color="auto" w:sz="4" w:space="0"/>
@@ -7530,7 +7439,6 @@
           </w:tblCellMar>
         </w:tblPrEx>
         <w:trPr>
-          <w:wAfter w:w="0" w:type="auto"/>
           <w:trHeight w:val="210" w:hRule="atLeast"/>
         </w:trPr>
         <w:tc>
@@ -7576,7 +7484,6 @@
         <w:tc>
           <w:tcPr>
             <w:tcW w:w="1861" w:type="dxa"/>
-            <w:gridSpan w:val="2"/>
             <w:tcBorders>
               <w:top w:val="single" w:color="auto" w:sz="4" w:space="0"/>
               <w:left w:val="single" w:color="auto" w:sz="4" w:space="0"/>
@@ -7617,7 +7524,6 @@
         <w:tc>
           <w:tcPr>
             <w:tcW w:w="1701" w:type="dxa"/>
-            <w:gridSpan w:val="2"/>
             <w:tcBorders>
               <w:top w:val="single" w:color="auto" w:sz="4" w:space="0"/>
               <w:left w:val="single" w:color="auto" w:sz="4" w:space="0"/>
@@ -7658,7 +7564,6 @@
         <w:tc>
           <w:tcPr>
             <w:tcW w:w="1237" w:type="dxa"/>
-            <w:gridSpan w:val="2"/>
             <w:tcBorders>
               <w:top w:val="single" w:color="auto" w:sz="4" w:space="0"/>
               <w:left w:val="single" w:color="auto" w:sz="4" w:space="0"/>
@@ -7699,7 +7604,6 @@
         <w:tc>
           <w:tcPr>
             <w:tcW w:w="1315" w:type="dxa"/>
-            <w:gridSpan w:val="2"/>
             <w:tcBorders>
               <w:top w:val="single" w:color="auto" w:sz="4" w:space="0"/>
               <w:left w:val="single" w:color="auto" w:sz="4" w:space="0"/>
@@ -7740,7 +7644,6 @@
         <w:tc>
           <w:tcPr>
             <w:tcW w:w="2053" w:type="dxa"/>
-            <w:gridSpan w:val="2"/>
             <w:tcBorders>
               <w:top w:val="single" w:color="auto" w:sz="4" w:space="0"/>
               <w:left w:val="single" w:color="auto" w:sz="4" w:space="0"/>
@@ -7797,13 +7700,11 @@
           </w:tblCellMar>
         </w:tblPrEx>
         <w:trPr>
-          <w:wAfter w:w="0" w:type="auto"/>
           <w:trHeight w:val="210" w:hRule="atLeast"/>
         </w:trPr>
         <w:tc>
           <w:tcPr>
-            <w:tcW w:w="8857" w:type="dxa"/>
-            <w:gridSpan w:val="11"/>
+            <w:tcW w:w="690" w:type="dxa"/>
             <w:tcBorders>
               <w:top w:val="single" w:color="auto" w:sz="4" w:space="0"/>
               <w:left w:val="single" w:color="auto" w:sz="4" w:space="0"/>
@@ -7822,6 +7723,46 @@
               <w:spacing w:line="360" w:lineRule="auto"/>
               <w:jc w:val="both"/>
               <w:rPr>
+                <w:rFonts w:hint="eastAsia" w:eastAsia="宋体"/>
+                <w:color w:val="000000"/>
+                <w:sz w:val="21"/>
+                <w:szCs w:val="21"/>
+                <w:lang w:eastAsia="zh-CN"/>
+              </w:rPr>
+            </w:pPr>
+            <w:r>
+              <w:rPr>
+                <w:rFonts w:hint="eastAsia" w:hAnsi="宋体"/>
+                <w:color w:val="000000"/>
+                <w:sz w:val="21"/>
+                <w:szCs w:val="21"/>
+                <w:lang w:eastAsia="zh-CN"/>
+              </w:rPr>
+              <w:t>13</w:t>
+            </w:r>
+          </w:p>
+        </w:tc>
+        <w:tc>
+          <w:tcPr>
+            <w:tcW w:w="1861" w:type="dxa"/>
+            <w:tcBorders>
+              <w:top w:val="single" w:color="auto" w:sz="4" w:space="0"/>
+              <w:left w:val="single" w:color="auto" w:sz="4" w:space="0"/>
+              <w:bottom w:val="single" w:color="auto" w:sz="4" w:space="0"/>
+              <w:right w:val="single" w:color="auto" w:sz="4" w:space="0"/>
+            </w:tcBorders>
+            <w:noWrap w:val="0"/>
+            <w:vAlign w:val="center"/>
+          </w:tcPr>
+          <w:p>
+            <w:pPr>
+              <w:widowControl/>
+              <w:autoSpaceDE/>
+              <w:autoSpaceDN/>
+              <w:adjustRightInd/>
+              <w:spacing w:line="360" w:lineRule="auto"/>
+              <w:jc w:val="both"/>
+              <w:rPr>
                 <w:rFonts w:hint="eastAsia" w:hAnsi="宋体" w:eastAsia="宋体"/>
                 <w:color w:val="000000"/>
                 <w:sz w:val="21"/>
@@ -7837,7 +7778,167 @@
                 <w:szCs w:val="21"/>
                 <w:lang w:eastAsia="zh-CN"/>
               </w:rPr>
-              <w:t>13</w:t>
+              <w:t>系统联调与集成测试</w:t>
+            </w:r>
+          </w:p>
+        </w:tc>
+        <w:tc>
+          <w:tcPr>
+            <w:tcW w:w="1701" w:type="dxa"/>
+            <w:tcBorders>
+              <w:top w:val="single" w:color="auto" w:sz="4" w:space="0"/>
+              <w:left w:val="single" w:color="auto" w:sz="4" w:space="0"/>
+              <w:bottom w:val="single" w:color="auto" w:sz="4" w:space="0"/>
+              <w:right w:val="single" w:color="auto" w:sz="4" w:space="0"/>
+            </w:tcBorders>
+            <w:noWrap w:val="0"/>
+            <w:vAlign w:val="center"/>
+          </w:tcPr>
+          <w:p>
+            <w:pPr>
+              <w:widowControl/>
+              <w:autoSpaceDE/>
+              <w:autoSpaceDN/>
+              <w:adjustRightInd/>
+              <w:spacing w:line="360" w:lineRule="auto"/>
+              <w:jc w:val="both"/>
+              <w:rPr>
+                <w:rFonts w:hint="eastAsia" w:hAnsi="宋体" w:eastAsia="宋体"/>
+                <w:color w:val="000000"/>
+                <w:sz w:val="21"/>
+                <w:szCs w:val="21"/>
+                <w:lang w:eastAsia="zh-CN"/>
+              </w:rPr>
+            </w:pPr>
+            <w:r>
+              <w:rPr>
+                <w:rFonts w:hint="eastAsia" w:hAnsi="宋体"/>
+                <w:color w:val="000000"/>
+                <w:sz w:val="21"/>
+                <w:szCs w:val="21"/>
+                <w:lang w:eastAsia="zh-CN"/>
+              </w:rPr>
+              <w:t>1</w:t>
+            </w:r>
+          </w:p>
+        </w:tc>
+        <w:tc>
+          <w:tcPr>
+            <w:tcW w:w="1237" w:type="dxa"/>
+            <w:tcBorders>
+              <w:top w:val="single" w:color="auto" w:sz="4" w:space="0"/>
+              <w:left w:val="single" w:color="auto" w:sz="4" w:space="0"/>
+              <w:bottom w:val="single" w:color="auto" w:sz="4" w:space="0"/>
+              <w:right w:val="single" w:color="auto" w:sz="4" w:space="0"/>
+            </w:tcBorders>
+            <w:noWrap w:val="0"/>
+            <w:vAlign w:val="center"/>
+          </w:tcPr>
+          <w:p>
+            <w:pPr>
+              <w:widowControl/>
+              <w:autoSpaceDE/>
+              <w:autoSpaceDN/>
+              <w:adjustRightInd/>
+              <w:spacing w:line="360" w:lineRule="auto"/>
+              <w:jc w:val="both"/>
+              <w:rPr>
+                <w:rFonts w:hint="eastAsia" w:hAnsi="宋体" w:eastAsia="宋体"/>
+                <w:color w:val="000000"/>
+                <w:sz w:val="21"/>
+                <w:szCs w:val="21"/>
+                <w:lang w:eastAsia="zh-CN"/>
+              </w:rPr>
+            </w:pPr>
+            <w:r>
+              <w:rPr>
+                <w:rFonts w:hint="eastAsia" w:hAnsi="宋体"/>
+                <w:color w:val="000000"/>
+                <w:sz w:val="21"/>
+                <w:szCs w:val="21"/>
+                <w:lang w:eastAsia="zh-CN"/>
+              </w:rPr>
+              <w:t>8,9,12</w:t>
+            </w:r>
+          </w:p>
+        </w:tc>
+        <w:tc>
+          <w:tcPr>
+            <w:tcW w:w="1315" w:type="dxa"/>
+            <w:tcBorders>
+              <w:top w:val="single" w:color="auto" w:sz="4" w:space="0"/>
+              <w:left w:val="single" w:color="auto" w:sz="4" w:space="0"/>
+              <w:bottom w:val="single" w:color="auto" w:sz="4" w:space="0"/>
+              <w:right w:val="single" w:color="auto" w:sz="4" w:space="0"/>
+            </w:tcBorders>
+            <w:noWrap w:val="0"/>
+            <w:vAlign w:val="center"/>
+          </w:tcPr>
+          <w:p>
+            <w:pPr>
+              <w:widowControl/>
+              <w:autoSpaceDE/>
+              <w:autoSpaceDN/>
+              <w:adjustRightInd/>
+              <w:spacing w:line="360" w:lineRule="auto"/>
+              <w:jc w:val="both"/>
+              <w:rPr>
+                <w:rFonts w:hint="eastAsia" w:hAnsi="宋体" w:eastAsia="宋体"/>
+                <w:color w:val="000000"/>
+                <w:sz w:val="21"/>
+                <w:szCs w:val="21"/>
+                <w:lang w:eastAsia="zh-CN"/>
+              </w:rPr>
+            </w:pPr>
+            <w:r>
+              <w:rPr>
+                <w:rFonts w:hint="eastAsia" w:hAnsi="宋体"/>
+                <w:color w:val="000000"/>
+                <w:sz w:val="21"/>
+                <w:szCs w:val="21"/>
+                <w:lang w:eastAsia="zh-CN"/>
+              </w:rPr>
+              <w:t>高</w:t>
+            </w:r>
+          </w:p>
+        </w:tc>
+        <w:tc>
+          <w:tcPr>
+            <w:tcW w:w="2053" w:type="dxa"/>
+            <w:tcBorders>
+              <w:top w:val="single" w:color="auto" w:sz="4" w:space="0"/>
+              <w:left w:val="single" w:color="auto" w:sz="4" w:space="0"/>
+              <w:bottom w:val="single" w:color="auto" w:sz="4" w:space="0"/>
+              <w:right w:val="single" w:color="auto" w:sz="4" w:space="0"/>
+            </w:tcBorders>
+            <w:noWrap w:val="0"/>
+            <w:vAlign w:val="center"/>
+          </w:tcPr>
+          <w:p>
+            <w:pPr>
+              <w:widowControl/>
+              <w:autoSpaceDE/>
+              <w:autoSpaceDN/>
+              <w:adjustRightInd/>
+              <w:spacing w:line="360" w:lineRule="auto"/>
+              <w:jc w:val="both"/>
+              <w:rPr>
+                <w:rFonts w:hint="eastAsia" w:hAnsi="宋体" w:eastAsia="宋体"/>
+                <w:color w:val="000000"/>
+                <w:sz w:val="21"/>
+                <w:szCs w:val="21"/>
+                <w:lang w:eastAsia="zh-CN"/>
+              </w:rPr>
+            </w:pPr>
+            <w:r>
+              <w:rPr>
+                <w:rFonts w:hint="eastAsia" w:hAnsi="宋体"/>
+                <w:color w:val="000000"/>
+                <w:sz w:val="21"/>
+                <w:szCs w:val="21"/>
+                <w:lang w:eastAsia="zh-CN"/>
+              </w:rPr>
+              <w:t>全员</w:t>
             </w:r>
           </w:p>
         </w:tc>
@@ -7860,13 +7961,11 @@
           </w:tblCellMar>
         </w:tblPrEx>
         <w:trPr>
-          <w:wAfter w:w="0" w:type="auto"/>
           <w:trHeight w:val="210" w:hRule="atLeast"/>
         </w:trPr>
         <w:tc>
           <w:tcPr>
-            <w:tcW w:w="1476" w:type="dxa"/>
-            <w:gridSpan w:val="2"/>
+            <w:tcW w:w="690" w:type="dxa"/>
             <w:tcBorders>
               <w:top w:val="single" w:color="auto" w:sz="4" w:space="0"/>
               <w:left w:val="single" w:color="auto" w:sz="4" w:space="0"/>
@@ -7885,29 +7984,28 @@
               <w:spacing w:line="360" w:lineRule="auto"/>
               <w:jc w:val="both"/>
               <w:rPr>
-                <w:rFonts w:hint="eastAsia" w:eastAsia="宋体"/>
-                <w:color w:val="000000"/>
-                <w:sz w:val="21"/>
-                <w:szCs w:val="21"/>
-                <w:lang w:eastAsia="zh-CN"/>
-              </w:rPr>
-            </w:pPr>
-            <w:r>
-              <w:rPr>
                 <w:rFonts w:hint="eastAsia" w:hAnsi="宋体"/>
                 <w:color w:val="000000"/>
                 <w:sz w:val="21"/>
                 <w:szCs w:val="21"/>
                 <w:lang w:eastAsia="zh-CN"/>
               </w:rPr>
-              <w:t>13</w:t>
-            </w:r>
-          </w:p>
-        </w:tc>
-        <w:tc>
-          <w:tcPr>
-            <w:tcW w:w="1476" w:type="dxa"/>
-            <w:gridSpan w:val="2"/>
+            </w:pPr>
+            <w:r>
+              <w:rPr>
+                <w:rFonts w:hint="eastAsia" w:hAnsi="宋体"/>
+                <w:color w:val="000000"/>
+                <w:sz w:val="21"/>
+                <w:szCs w:val="21"/>
+                <w:lang w:eastAsia="zh-CN"/>
+              </w:rPr>
+              <w:t>14</w:t>
+            </w:r>
+          </w:p>
+        </w:tc>
+        <w:tc>
+          <w:tcPr>
+            <w:tcW w:w="1861" w:type="dxa"/>
             <w:tcBorders>
               <w:top w:val="single" w:color="auto" w:sz="4" w:space="0"/>
               <w:left w:val="single" w:color="auto" w:sz="4" w:space="0"/>
@@ -7926,29 +8024,28 @@
               <w:spacing w:line="360" w:lineRule="auto"/>
               <w:jc w:val="both"/>
               <w:rPr>
-                <w:rFonts w:hint="eastAsia" w:hAnsi="宋体" w:eastAsia="宋体"/>
-                <w:color w:val="000000"/>
-                <w:sz w:val="21"/>
-                <w:szCs w:val="21"/>
-                <w:lang w:eastAsia="zh-CN"/>
-              </w:rPr>
-            </w:pPr>
-            <w:r>
-              <w:rPr>
                 <w:rFonts w:hint="eastAsia" w:hAnsi="宋体"/>
                 <w:color w:val="000000"/>
                 <w:sz w:val="21"/>
                 <w:szCs w:val="21"/>
                 <w:lang w:eastAsia="zh-CN"/>
               </w:rPr>
-              <w:t>系统联调与集成测试</w:t>
-            </w:r>
-          </w:p>
-        </w:tc>
-        <w:tc>
-          <w:tcPr>
-            <w:tcW w:w="1476" w:type="dxa"/>
-            <w:gridSpan w:val="2"/>
+            </w:pPr>
+            <w:r>
+              <w:rPr>
+                <w:rFonts w:hint="eastAsia" w:hAnsi="宋体"/>
+                <w:color w:val="000000"/>
+                <w:sz w:val="21"/>
+                <w:szCs w:val="21"/>
+                <w:lang w:eastAsia="zh-CN"/>
+              </w:rPr>
+              <w:t>测试完善与Bug修复</w:t>
+            </w:r>
+          </w:p>
+        </w:tc>
+        <w:tc>
+          <w:tcPr>
+            <w:tcW w:w="1701" w:type="dxa"/>
             <w:tcBorders>
               <w:top w:val="single" w:color="auto" w:sz="4" w:space="0"/>
               <w:left w:val="single" w:color="auto" w:sz="4" w:space="0"/>
@@ -7967,29 +8064,28 @@
               <w:spacing w:line="360" w:lineRule="auto"/>
               <w:jc w:val="both"/>
               <w:rPr>
-                <w:rFonts w:hint="eastAsia" w:hAnsi="宋体" w:eastAsia="宋体"/>
-                <w:color w:val="000000"/>
-                <w:sz w:val="21"/>
-                <w:szCs w:val="21"/>
-                <w:lang w:eastAsia="zh-CN"/>
-              </w:rPr>
-            </w:pPr>
-            <w:r>
-              <w:rPr>
                 <w:rFonts w:hint="eastAsia" w:hAnsi="宋体"/>
                 <w:color w:val="000000"/>
                 <w:sz w:val="21"/>
                 <w:szCs w:val="21"/>
                 <w:lang w:eastAsia="zh-CN"/>
               </w:rPr>
-              <w:t>1</w:t>
-            </w:r>
-          </w:p>
-        </w:tc>
-        <w:tc>
-          <w:tcPr>
-            <w:tcW w:w="1476" w:type="dxa"/>
-            <w:gridSpan w:val="2"/>
+            </w:pPr>
+            <w:r>
+              <w:rPr>
+                <w:rFonts w:hint="eastAsia" w:hAnsi="宋体"/>
+                <w:color w:val="000000"/>
+                <w:sz w:val="21"/>
+                <w:szCs w:val="21"/>
+                <w:lang w:eastAsia="zh-CN"/>
+              </w:rPr>
+              <w:t>0.5</w:t>
+            </w:r>
+          </w:p>
+        </w:tc>
+        <w:tc>
+          <w:tcPr>
+            <w:tcW w:w="1237" w:type="dxa"/>
             <w:tcBorders>
               <w:top w:val="single" w:color="auto" w:sz="4" w:space="0"/>
               <w:left w:val="single" w:color="auto" w:sz="4" w:space="0"/>
@@ -8008,29 +8104,28 @@
               <w:spacing w:line="360" w:lineRule="auto"/>
               <w:jc w:val="both"/>
               <w:rPr>
-                <w:rFonts w:hint="eastAsia" w:hAnsi="宋体" w:eastAsia="宋体"/>
-                <w:color w:val="000000"/>
-                <w:sz w:val="21"/>
-                <w:szCs w:val="21"/>
-                <w:lang w:eastAsia="zh-CN"/>
-              </w:rPr>
-            </w:pPr>
-            <w:r>
-              <w:rPr>
                 <w:rFonts w:hint="eastAsia" w:hAnsi="宋体"/>
                 <w:color w:val="000000"/>
                 <w:sz w:val="21"/>
                 <w:szCs w:val="21"/>
                 <w:lang w:eastAsia="zh-CN"/>
               </w:rPr>
-              <w:t>8,9,12</w:t>
-            </w:r>
-          </w:p>
-        </w:tc>
-        <w:tc>
-          <w:tcPr>
-            <w:tcW w:w="1476" w:type="dxa"/>
-            <w:gridSpan w:val="2"/>
+            </w:pPr>
+            <w:r>
+              <w:rPr>
+                <w:rFonts w:hint="eastAsia" w:hAnsi="宋体"/>
+                <w:color w:val="000000"/>
+                <w:sz w:val="21"/>
+                <w:szCs w:val="21"/>
+                <w:lang w:eastAsia="zh-CN"/>
+              </w:rPr>
+              <w:t>13</w:t>
+            </w:r>
+          </w:p>
+        </w:tc>
+        <w:tc>
+          <w:tcPr>
+            <w:tcW w:w="1315" w:type="dxa"/>
             <w:tcBorders>
               <w:top w:val="single" w:color="auto" w:sz="4" w:space="0"/>
               <w:left w:val="single" w:color="auto" w:sz="4" w:space="0"/>
@@ -8049,28 +8144,28 @@
               <w:spacing w:line="360" w:lineRule="auto"/>
               <w:jc w:val="both"/>
               <w:rPr>
-                <w:rFonts w:hint="eastAsia" w:hAnsi="宋体" w:eastAsia="宋体"/>
-                <w:color w:val="000000"/>
-                <w:sz w:val="21"/>
-                <w:szCs w:val="21"/>
-                <w:lang w:eastAsia="zh-CN"/>
-              </w:rPr>
-            </w:pPr>
-            <w:r>
-              <w:rPr>
                 <w:rFonts w:hint="eastAsia" w:hAnsi="宋体"/>
                 <w:color w:val="000000"/>
                 <w:sz w:val="21"/>
                 <w:szCs w:val="21"/>
                 <w:lang w:eastAsia="zh-CN"/>
               </w:rPr>
-              <w:t>高</w:t>
-            </w:r>
-          </w:p>
-        </w:tc>
-        <w:tc>
-          <w:tcPr>
-            <w:tcW w:w="1477" w:type="dxa"/>
+            </w:pPr>
+            <w:r>
+              <w:rPr>
+                <w:rFonts w:hint="eastAsia" w:hAnsi="宋体"/>
+                <w:color w:val="000000"/>
+                <w:sz w:val="21"/>
+                <w:szCs w:val="21"/>
+                <w:lang w:eastAsia="zh-CN"/>
+              </w:rPr>
+              <w:t>中</w:t>
+            </w:r>
+          </w:p>
+        </w:tc>
+        <w:tc>
+          <w:tcPr>
+            <w:tcW w:w="2053" w:type="dxa"/>
             <w:tcBorders>
               <w:top w:val="single" w:color="auto" w:sz="4" w:space="0"/>
               <w:left w:val="single" w:color="auto" w:sz="4" w:space="0"/>
@@ -8089,7 +8184,7 @@
               <w:spacing w:line="360" w:lineRule="auto"/>
               <w:jc w:val="both"/>
               <w:rPr>
-                <w:rFonts w:hint="eastAsia" w:hAnsi="宋体" w:eastAsia="宋体"/>
+                <w:rFonts w:hint="eastAsia" w:hAnsi="宋体"/>
                 <w:color w:val="000000"/>
                 <w:sz w:val="21"/>
                 <w:szCs w:val="21"/>
@@ -8127,13 +8222,11 @@
           </w:tblCellMar>
         </w:tblPrEx>
         <w:trPr>
-          <w:wAfter w:w="0" w:type="auto"/>
           <w:trHeight w:val="210" w:hRule="atLeast"/>
         </w:trPr>
         <w:tc>
           <w:tcPr>
-            <w:tcW w:w="1476" w:type="dxa"/>
-            <w:gridSpan w:val="2"/>
+            <w:tcW w:w="690" w:type="dxa"/>
             <w:tcBorders>
               <w:top w:val="single" w:color="auto" w:sz="4" w:space="0"/>
               <w:left w:val="single" w:color="auto" w:sz="4" w:space="0"/>
@@ -8167,14 +8260,13 @@
                 <w:szCs w:val="21"/>
                 <w:lang w:eastAsia="zh-CN"/>
               </w:rPr>
-              <w:t>14</w:t>
-            </w:r>
-          </w:p>
-        </w:tc>
-        <w:tc>
-          <w:tcPr>
-            <w:tcW w:w="1476" w:type="dxa"/>
-            <w:gridSpan w:val="2"/>
+              <w:t>15</w:t>
+            </w:r>
+          </w:p>
+        </w:tc>
+        <w:tc>
+          <w:tcPr>
+            <w:tcW w:w="1861" w:type="dxa"/>
             <w:tcBorders>
               <w:top w:val="single" w:color="auto" w:sz="4" w:space="0"/>
               <w:left w:val="single" w:color="auto" w:sz="4" w:space="0"/>
@@ -8208,14 +8300,13 @@
                 <w:szCs w:val="21"/>
                 <w:lang w:eastAsia="zh-CN"/>
               </w:rPr>
-              <w:t>测试完善与Bug修复</w:t>
-            </w:r>
-          </w:p>
-        </w:tc>
-        <w:tc>
-          <w:tcPr>
-            <w:tcW w:w="1476" w:type="dxa"/>
-            <w:gridSpan w:val="2"/>
+              <w:t>用户手册与文档编写</w:t>
+            </w:r>
+          </w:p>
+        </w:tc>
+        <w:tc>
+          <w:tcPr>
+            <w:tcW w:w="1701" w:type="dxa"/>
             <w:tcBorders>
               <w:top w:val="single" w:color="auto" w:sz="4" w:space="0"/>
               <w:left w:val="single" w:color="auto" w:sz="4" w:space="0"/>
@@ -8255,8 +8346,7 @@
         </w:tc>
         <w:tc>
           <w:tcPr>
-            <w:tcW w:w="1476" w:type="dxa"/>
-            <w:gridSpan w:val="2"/>
+            <w:tcW w:w="1237" w:type="dxa"/>
             <w:tcBorders>
               <w:top w:val="single" w:color="auto" w:sz="4" w:space="0"/>
               <w:left w:val="single" w:color="auto" w:sz="4" w:space="0"/>
@@ -8290,14 +8380,13 @@
                 <w:szCs w:val="21"/>
                 <w:lang w:eastAsia="zh-CN"/>
               </w:rPr>
-              <w:t>13</w:t>
-            </w:r>
-          </w:p>
-        </w:tc>
-        <w:tc>
-          <w:tcPr>
-            <w:tcW w:w="1476" w:type="dxa"/>
-            <w:gridSpan w:val="2"/>
+              <w:t>14</w:t>
+            </w:r>
+          </w:p>
+        </w:tc>
+        <w:tc>
+          <w:tcPr>
+            <w:tcW w:w="1315" w:type="dxa"/>
             <w:tcBorders>
               <w:top w:val="single" w:color="auto" w:sz="4" w:space="0"/>
               <w:left w:val="single" w:color="auto" w:sz="4" w:space="0"/>
@@ -8331,13 +8420,13 @@
                 <w:szCs w:val="21"/>
                 <w:lang w:eastAsia="zh-CN"/>
               </w:rPr>
-              <w:t>中</w:t>
-            </w:r>
-          </w:p>
-        </w:tc>
-        <w:tc>
-          <w:tcPr>
-            <w:tcW w:w="1477" w:type="dxa"/>
+              <w:t>低</w:t>
+            </w:r>
+          </w:p>
+        </w:tc>
+        <w:tc>
+          <w:tcPr>
+            <w:tcW w:w="2053" w:type="dxa"/>
             <w:tcBorders>
               <w:top w:val="single" w:color="auto" w:sz="4" w:space="0"/>
               <w:left w:val="single" w:color="auto" w:sz="4" w:space="0"/>
@@ -8394,13 +8483,11 @@
           </w:tblCellMar>
         </w:tblPrEx>
         <w:trPr>
-          <w:wAfter w:w="0" w:type="auto"/>
           <w:trHeight w:val="210" w:hRule="atLeast"/>
         </w:trPr>
         <w:tc>
           <w:tcPr>
-            <w:tcW w:w="1476" w:type="dxa"/>
-            <w:gridSpan w:val="2"/>
+            <w:tcW w:w="690" w:type="dxa"/>
             <w:tcBorders>
               <w:top w:val="single" w:color="auto" w:sz="4" w:space="0"/>
               <w:left w:val="single" w:color="auto" w:sz="4" w:space="0"/>
@@ -8434,14 +8521,13 @@
                 <w:szCs w:val="21"/>
                 <w:lang w:eastAsia="zh-CN"/>
               </w:rPr>
-              <w:t>15</w:t>
-            </w:r>
-          </w:p>
-        </w:tc>
-        <w:tc>
-          <w:tcPr>
-            <w:tcW w:w="1476" w:type="dxa"/>
-            <w:gridSpan w:val="2"/>
+              <w:t>16</w:t>
+            </w:r>
+          </w:p>
+        </w:tc>
+        <w:tc>
+          <w:tcPr>
+            <w:tcW w:w="1861" w:type="dxa"/>
             <w:tcBorders>
               <w:top w:val="single" w:color="auto" w:sz="4" w:space="0"/>
               <w:left w:val="single" w:color="auto" w:sz="4" w:space="0"/>
@@ -8475,14 +8561,13 @@
                 <w:szCs w:val="21"/>
                 <w:lang w:eastAsia="zh-CN"/>
               </w:rPr>
-              <w:t>用户手册与文档编写</w:t>
-            </w:r>
-          </w:p>
-        </w:tc>
-        <w:tc>
-          <w:tcPr>
-            <w:tcW w:w="1476" w:type="dxa"/>
-            <w:gridSpan w:val="2"/>
+              <w:t>演示PPT与答辩准备</w:t>
+            </w:r>
+          </w:p>
+        </w:tc>
+        <w:tc>
+          <w:tcPr>
+            <w:tcW w:w="1701" w:type="dxa"/>
             <w:tcBorders>
               <w:top w:val="single" w:color="auto" w:sz="4" w:space="0"/>
               <w:left w:val="single" w:color="auto" w:sz="4" w:space="0"/>
@@ -8522,8 +8607,7 @@
         </w:tc>
         <w:tc>
           <w:tcPr>
-            <w:tcW w:w="1476" w:type="dxa"/>
-            <w:gridSpan w:val="2"/>
+            <w:tcW w:w="1237" w:type="dxa"/>
             <w:tcBorders>
               <w:top w:val="single" w:color="auto" w:sz="4" w:space="0"/>
               <w:left w:val="single" w:color="auto" w:sz="4" w:space="0"/>
@@ -8557,14 +8641,13 @@
                 <w:szCs w:val="21"/>
                 <w:lang w:eastAsia="zh-CN"/>
               </w:rPr>
-              <w:t>14</w:t>
-            </w:r>
-          </w:p>
-        </w:tc>
-        <w:tc>
-          <w:tcPr>
-            <w:tcW w:w="1476" w:type="dxa"/>
-            <w:gridSpan w:val="2"/>
+              <w:t>15</w:t>
+            </w:r>
+          </w:p>
+        </w:tc>
+        <w:tc>
+          <w:tcPr>
+            <w:tcW w:w="1315" w:type="dxa"/>
             <w:tcBorders>
               <w:top w:val="single" w:color="auto" w:sz="4" w:space="0"/>
               <w:left w:val="single" w:color="auto" w:sz="4" w:space="0"/>
@@ -8604,274 +8687,7 @@
         </w:tc>
         <w:tc>
           <w:tcPr>
-            <w:tcW w:w="1477" w:type="dxa"/>
-            <w:tcBorders>
-              <w:top w:val="single" w:color="auto" w:sz="4" w:space="0"/>
-              <w:left w:val="single" w:color="auto" w:sz="4" w:space="0"/>
-              <w:bottom w:val="single" w:color="auto" w:sz="4" w:space="0"/>
-              <w:right w:val="single" w:color="auto" w:sz="4" w:space="0"/>
-            </w:tcBorders>
-            <w:noWrap w:val="0"/>
-            <w:vAlign w:val="center"/>
-          </w:tcPr>
-          <w:p>
-            <w:pPr>
-              <w:widowControl/>
-              <w:autoSpaceDE/>
-              <w:autoSpaceDN/>
-              <w:adjustRightInd/>
-              <w:spacing w:line="360" w:lineRule="auto"/>
-              <w:jc w:val="both"/>
-              <w:rPr>
-                <w:rFonts w:hint="eastAsia" w:hAnsi="宋体"/>
-                <w:color w:val="000000"/>
-                <w:sz w:val="21"/>
-                <w:szCs w:val="21"/>
-                <w:lang w:eastAsia="zh-CN"/>
-              </w:rPr>
-            </w:pPr>
-            <w:r>
-              <w:rPr>
-                <w:rFonts w:hint="eastAsia" w:hAnsi="宋体"/>
-                <w:color w:val="000000"/>
-                <w:sz w:val="21"/>
-                <w:szCs w:val="21"/>
-                <w:lang w:eastAsia="zh-CN"/>
-              </w:rPr>
-              <w:t>全员</w:t>
-            </w:r>
-          </w:p>
-        </w:tc>
-      </w:tr>
-      <w:tr>
-        <w:tblPrEx>
-          <w:tblBorders>
-            <w:top w:val="single" w:color="auto" w:sz="4" w:space="0"/>
-            <w:left w:val="single" w:color="auto" w:sz="4" w:space="0"/>
-            <w:bottom w:val="single" w:color="auto" w:sz="4" w:space="0"/>
-            <w:right w:val="single" w:color="auto" w:sz="4" w:space="0"/>
-            <w:insideH w:val="single" w:color="auto" w:sz="4" w:space="0"/>
-            <w:insideV w:val="single" w:color="auto" w:sz="4" w:space="0"/>
-          </w:tblBorders>
-          <w:tblCellMar>
-            <w:top w:w="0" w:type="dxa"/>
-            <w:left w:w="108" w:type="dxa"/>
-            <w:bottom w:w="0" w:type="dxa"/>
-            <w:right w:w="108" w:type="dxa"/>
-          </w:tblCellMar>
-        </w:tblPrEx>
-        <w:trPr>
-          <w:wAfter w:w="0" w:type="auto"/>
-          <w:trHeight w:val="210" w:hRule="atLeast"/>
-        </w:trPr>
-        <w:tc>
-          <w:tcPr>
-            <w:tcW w:w="1476" w:type="dxa"/>
-            <w:gridSpan w:val="2"/>
-            <w:tcBorders>
-              <w:top w:val="single" w:color="auto" w:sz="4" w:space="0"/>
-              <w:left w:val="single" w:color="auto" w:sz="4" w:space="0"/>
-              <w:bottom w:val="single" w:color="auto" w:sz="4" w:space="0"/>
-              <w:right w:val="single" w:color="auto" w:sz="4" w:space="0"/>
-            </w:tcBorders>
-            <w:noWrap w:val="0"/>
-            <w:vAlign w:val="center"/>
-          </w:tcPr>
-          <w:p>
-            <w:pPr>
-              <w:widowControl/>
-              <w:autoSpaceDE/>
-              <w:autoSpaceDN/>
-              <w:adjustRightInd/>
-              <w:spacing w:line="360" w:lineRule="auto"/>
-              <w:jc w:val="both"/>
-              <w:rPr>
-                <w:rFonts w:hint="eastAsia" w:hAnsi="宋体"/>
-                <w:color w:val="000000"/>
-                <w:sz w:val="21"/>
-                <w:szCs w:val="21"/>
-                <w:lang w:eastAsia="zh-CN"/>
-              </w:rPr>
-            </w:pPr>
-            <w:r>
-              <w:rPr>
-                <w:rFonts w:hint="eastAsia" w:hAnsi="宋体"/>
-                <w:color w:val="000000"/>
-                <w:sz w:val="21"/>
-                <w:szCs w:val="21"/>
-                <w:lang w:eastAsia="zh-CN"/>
-              </w:rPr>
-              <w:t>16</w:t>
-            </w:r>
-          </w:p>
-        </w:tc>
-        <w:tc>
-          <w:tcPr>
-            <w:tcW w:w="1476" w:type="dxa"/>
-            <w:gridSpan w:val="2"/>
-            <w:tcBorders>
-              <w:top w:val="single" w:color="auto" w:sz="4" w:space="0"/>
-              <w:left w:val="single" w:color="auto" w:sz="4" w:space="0"/>
-              <w:bottom w:val="single" w:color="auto" w:sz="4" w:space="0"/>
-              <w:right w:val="single" w:color="auto" w:sz="4" w:space="0"/>
-            </w:tcBorders>
-            <w:noWrap w:val="0"/>
-            <w:vAlign w:val="center"/>
-          </w:tcPr>
-          <w:p>
-            <w:pPr>
-              <w:widowControl/>
-              <w:autoSpaceDE/>
-              <w:autoSpaceDN/>
-              <w:adjustRightInd/>
-              <w:spacing w:line="360" w:lineRule="auto"/>
-              <w:jc w:val="both"/>
-              <w:rPr>
-                <w:rFonts w:hint="eastAsia" w:hAnsi="宋体"/>
-                <w:color w:val="000000"/>
-                <w:sz w:val="21"/>
-                <w:szCs w:val="21"/>
-                <w:lang w:eastAsia="zh-CN"/>
-              </w:rPr>
-            </w:pPr>
-            <w:r>
-              <w:rPr>
-                <w:rFonts w:hint="eastAsia" w:hAnsi="宋体"/>
-                <w:color w:val="000000"/>
-                <w:sz w:val="21"/>
-                <w:szCs w:val="21"/>
-                <w:lang w:eastAsia="zh-CN"/>
-              </w:rPr>
-              <w:t>演示PPT与答辩准备</w:t>
-            </w:r>
-          </w:p>
-        </w:tc>
-        <w:tc>
-          <w:tcPr>
-            <w:tcW w:w="1476" w:type="dxa"/>
-            <w:gridSpan w:val="2"/>
-            <w:tcBorders>
-              <w:top w:val="single" w:color="auto" w:sz="4" w:space="0"/>
-              <w:left w:val="single" w:color="auto" w:sz="4" w:space="0"/>
-              <w:bottom w:val="single" w:color="auto" w:sz="4" w:space="0"/>
-              <w:right w:val="single" w:color="auto" w:sz="4" w:space="0"/>
-            </w:tcBorders>
-            <w:noWrap w:val="0"/>
-            <w:vAlign w:val="center"/>
-          </w:tcPr>
-          <w:p>
-            <w:pPr>
-              <w:widowControl/>
-              <w:autoSpaceDE/>
-              <w:autoSpaceDN/>
-              <w:adjustRightInd/>
-              <w:spacing w:line="360" w:lineRule="auto"/>
-              <w:jc w:val="both"/>
-              <w:rPr>
-                <w:rFonts w:hint="eastAsia" w:hAnsi="宋体"/>
-                <w:color w:val="000000"/>
-                <w:sz w:val="21"/>
-                <w:szCs w:val="21"/>
-                <w:lang w:eastAsia="zh-CN"/>
-              </w:rPr>
-            </w:pPr>
-            <w:r>
-              <w:rPr>
-                <w:rFonts w:hint="eastAsia" w:hAnsi="宋体"/>
-                <w:color w:val="000000"/>
-                <w:sz w:val="21"/>
-                <w:szCs w:val="21"/>
-                <w:lang w:eastAsia="zh-CN"/>
-              </w:rPr>
-              <w:t>0.5</w:t>
-            </w:r>
-          </w:p>
-        </w:tc>
-        <w:tc>
-          <w:tcPr>
-            <w:tcW w:w="1476" w:type="dxa"/>
-            <w:gridSpan w:val="2"/>
-            <w:tcBorders>
-              <w:top w:val="single" w:color="auto" w:sz="4" w:space="0"/>
-              <w:left w:val="single" w:color="auto" w:sz="4" w:space="0"/>
-              <w:bottom w:val="single" w:color="auto" w:sz="4" w:space="0"/>
-              <w:right w:val="single" w:color="auto" w:sz="4" w:space="0"/>
-            </w:tcBorders>
-            <w:noWrap w:val="0"/>
-            <w:vAlign w:val="center"/>
-          </w:tcPr>
-          <w:p>
-            <w:pPr>
-              <w:widowControl/>
-              <w:autoSpaceDE/>
-              <w:autoSpaceDN/>
-              <w:adjustRightInd/>
-              <w:spacing w:line="360" w:lineRule="auto"/>
-              <w:jc w:val="both"/>
-              <w:rPr>
-                <w:rFonts w:hint="eastAsia" w:hAnsi="宋体"/>
-                <w:color w:val="000000"/>
-                <w:sz w:val="21"/>
-                <w:szCs w:val="21"/>
-                <w:lang w:eastAsia="zh-CN"/>
-              </w:rPr>
-            </w:pPr>
-            <w:r>
-              <w:rPr>
-                <w:rFonts w:hint="eastAsia" w:hAnsi="宋体"/>
-                <w:color w:val="000000"/>
-                <w:sz w:val="21"/>
-                <w:szCs w:val="21"/>
-                <w:lang w:eastAsia="zh-CN"/>
-              </w:rPr>
-              <w:t>15</w:t>
-            </w:r>
-          </w:p>
-        </w:tc>
-        <w:tc>
-          <w:tcPr>
-            <w:tcW w:w="1476" w:type="dxa"/>
-            <w:gridSpan w:val="2"/>
-            <w:tcBorders>
-              <w:top w:val="single" w:color="auto" w:sz="4" w:space="0"/>
-              <w:left w:val="single" w:color="auto" w:sz="4" w:space="0"/>
-              <w:bottom w:val="single" w:color="auto" w:sz="4" w:space="0"/>
-              <w:right w:val="single" w:color="auto" w:sz="4" w:space="0"/>
-            </w:tcBorders>
-            <w:noWrap w:val="0"/>
-            <w:vAlign w:val="center"/>
-          </w:tcPr>
-          <w:p>
-            <w:pPr>
-              <w:widowControl/>
-              <w:autoSpaceDE/>
-              <w:autoSpaceDN/>
-              <w:adjustRightInd/>
-              <w:spacing w:line="360" w:lineRule="auto"/>
-              <w:jc w:val="both"/>
-              <w:rPr>
-                <w:rFonts w:hint="eastAsia" w:hAnsi="宋体"/>
-                <w:color w:val="000000"/>
-                <w:sz w:val="21"/>
-                <w:szCs w:val="21"/>
-                <w:lang w:eastAsia="zh-CN"/>
-              </w:rPr>
-            </w:pPr>
-            <w:r>
-              <w:rPr>
-                <w:rFonts w:hint="eastAsia" w:hAnsi="宋体"/>
-                <w:color w:val="000000"/>
-                <w:sz w:val="21"/>
-                <w:szCs w:val="21"/>
-                <w:lang w:eastAsia="zh-CN"/>
-              </w:rPr>
-              <w:t>低</w:t>
-            </w:r>
-          </w:p>
-        </w:tc>
-        <w:tc>
-          <w:tcPr>
-            <w:tcW w:w="1477" w:type="dxa"/>
+            <w:tcW w:w="2053" w:type="dxa"/>
             <w:tcBorders>
               <w:top w:val="single" w:color="auto" w:sz="4" w:space="0"/>
               <w:left w:val="single" w:color="auto" w:sz="4" w:space="0"/>
@@ -8953,8 +8769,6 @@
         <w:t>项目甘特图</w:t>
       </w:r>
       <w:bookmarkEnd w:id="21"/>
-      <w:bookmarkStart w:id="22" w:name="_GoBack"/>
-      <w:bookmarkEnd w:id="22"/>
     </w:p>
     <w:tbl>
       <w:tblPr>
@@ -18047,16 +17861,7 @@
               </w:rPr>
             </w:pPr>
             <w:r>
-              <w:rPr>
-                <w:rFonts w:hint="eastAsia" w:ascii="宋体" w:hAnsi="宋体" w:cs="宋体"/>
-                <w:b/>
-                <w:bCs/>
-                <w:color w:val="000000"/>
-                <w:sz w:val="21"/>
-                <w:szCs w:val="21"/>
-                <w:lang w:eastAsia="zh-CN"/>
-              </w:rPr>
-              <w:t>Neo4j搭建+Schema设计</w:t>
+              <w:t>MySQL搭建+Schema设计</w:t>
             </w:r>
           </w:p>
         </w:tc>
@@ -21948,16 +21753,7 @@
               </w:rPr>
             </w:pPr>
             <w:r>
-              <w:rPr>
-                <w:rFonts w:hint="eastAsia" w:ascii="宋体" w:hAnsi="宋体" w:cs="宋体"/>
-                <w:b/>
-                <w:bCs/>
-                <w:color w:val="000000"/>
-                <w:sz w:val="21"/>
-                <w:szCs w:val="21"/>
-                <w:lang w:eastAsia="zh-CN"/>
-              </w:rPr>
-              <w:t>Cypher查询+API封装</w:t>
+              <w:t>SQL查询+API封装</w:t>
             </w:r>
           </w:p>
         </w:tc>
@@ -33455,20 +33251,20 @@
     <w:lsdException w:unhideWhenUsed="0" w:uiPriority="0" w:semiHidden="0" w:name="index 7"/>
     <w:lsdException w:unhideWhenUsed="0" w:uiPriority="0" w:semiHidden="0" w:name="index 8"/>
     <w:lsdException w:unhideWhenUsed="0" w:uiPriority="0" w:semiHidden="0" w:name="index 9"/>
-    <w:lsdException w:unhideWhenUsed="0" w:uiPriority="0" w:semiHidden="0" w:name="toc 1"/>
-    <w:lsdException w:unhideWhenUsed="0" w:uiPriority="0" w:name="toc 2"/>
+    <w:lsdException w:qFormat="1" w:unhideWhenUsed="0" w:uiPriority="0" w:semiHidden="0" w:name="toc 1"/>
+    <w:lsdException w:qFormat="1" w:unhideWhenUsed="0" w:uiPriority="0" w:name="toc 2"/>
     <w:lsdException w:qFormat="1" w:unhideWhenUsed="0" w:uiPriority="0" w:name="toc 3"/>
-    <w:lsdException w:unhideWhenUsed="0" w:uiPriority="0" w:name="toc 4"/>
-    <w:lsdException w:unhideWhenUsed="0" w:uiPriority="0" w:name="toc 5"/>
-    <w:lsdException w:unhideWhenUsed="0" w:uiPriority="0" w:name="toc 6"/>
+    <w:lsdException w:qFormat="1" w:unhideWhenUsed="0" w:uiPriority="0" w:name="toc 4"/>
+    <w:lsdException w:qFormat="1" w:unhideWhenUsed="0" w:uiPriority="0" w:name="toc 5"/>
+    <w:lsdException w:qFormat="1" w:unhideWhenUsed="0" w:uiPriority="0" w:name="toc 6"/>
     <w:lsdException w:qFormat="1" w:unhideWhenUsed="0" w:uiPriority="0" w:name="toc 7"/>
-    <w:lsdException w:unhideWhenUsed="0" w:uiPriority="0" w:name="toc 8"/>
+    <w:lsdException w:qFormat="1" w:unhideWhenUsed="0" w:uiPriority="0" w:name="toc 8"/>
     <w:lsdException w:qFormat="1" w:unhideWhenUsed="0" w:uiPriority="0" w:name="toc 9"/>
-    <w:lsdException w:unhideWhenUsed="0" w:uiPriority="0" w:semiHidden="0" w:name="Normal Indent"/>
+    <w:lsdException w:qFormat="1" w:unhideWhenUsed="0" w:uiPriority="0" w:semiHidden="0" w:name="Normal Indent"/>
     <w:lsdException w:unhideWhenUsed="0" w:uiPriority="0" w:semiHidden="0" w:name="footnote text"/>
     <w:lsdException w:qFormat="1" w:unhideWhenUsed="0" w:uiPriority="0" w:name="annotation text"/>
-    <w:lsdException w:unhideWhenUsed="0" w:uiPriority="0" w:semiHidden="0" w:name="header"/>
-    <w:lsdException w:unhideWhenUsed="0" w:uiPriority="0" w:semiHidden="0" w:name="footer"/>
+    <w:lsdException w:qFormat="1" w:unhideWhenUsed="0" w:uiPriority="0" w:semiHidden="0" w:name="header"/>
+    <w:lsdException w:qFormat="1" w:unhideWhenUsed="0" w:uiPriority="0" w:semiHidden="0" w:name="footer"/>
     <w:lsdException w:unhideWhenUsed="0" w:uiPriority="0" w:semiHidden="0" w:name="index heading"/>
     <w:lsdException w:qFormat="1" w:unhideWhenUsed="0" w:uiPriority="0" w:semiHidden="0" w:name="caption"/>
     <w:lsdException w:qFormat="1" w:unhideWhenUsed="0" w:uiPriority="0" w:name="table of figures"/>
@@ -33502,7 +33298,7 @@
     <w:lsdException w:unhideWhenUsed="0" w:uiPriority="0" w:semiHidden="0" w:name="Closing"/>
     <w:lsdException w:unhideWhenUsed="0" w:uiPriority="0" w:semiHidden="0" w:name="Signature"/>
     <w:lsdException w:qFormat="1" w:unhideWhenUsed="0" w:uiPriority="0" w:name="Default Paragraph Font"/>
-    <w:lsdException w:unhideWhenUsed="0" w:uiPriority="0" w:semiHidden="0" w:name="Body Text"/>
+    <w:lsdException w:qFormat="1" w:unhideWhenUsed="0" w:uiPriority="0" w:semiHidden="0" w:name="Body Text"/>
     <w:lsdException w:unhideWhenUsed="0" w:uiPriority="0" w:semiHidden="0" w:name="Body Text Indent"/>
     <w:lsdException w:unhideWhenUsed="0" w:uiPriority="0" w:semiHidden="0" w:name="List Continue"/>
     <w:lsdException w:unhideWhenUsed="0" w:uiPriority="0" w:semiHidden="0" w:name="List Continue 2"/>
@@ -33512,7 +33308,7 @@
     <w:lsdException w:unhideWhenUsed="0" w:uiPriority="0" w:semiHidden="0" w:name="Message Header"/>
     <w:lsdException w:qFormat="1" w:unhideWhenUsed="0" w:uiPriority="0" w:semiHidden="0" w:name="Subtitle"/>
     <w:lsdException w:unhideWhenUsed="0" w:uiPriority="0" w:semiHidden="0" w:name="Salutation"/>
-    <w:lsdException w:unhideWhenUsed="0" w:uiPriority="0" w:semiHidden="0" w:name="Date"/>
+    <w:lsdException w:qFormat="1" w:unhideWhenUsed="0" w:uiPriority="0" w:semiHidden="0" w:name="Date"/>
     <w:lsdException w:qFormat="1" w:unhideWhenUsed="0" w:uiPriority="0" w:semiHidden="0" w:name="Body Text First Indent"/>
     <w:lsdException w:unhideWhenUsed="0" w:uiPriority="0" w:semiHidden="0" w:name="Body Text First Indent 2"/>
     <w:lsdException w:unhideWhenUsed="0" w:uiPriority="0" w:semiHidden="0" w:name="Note Heading"/>
@@ -33952,6 +33748,7 @@
   <w:style w:type="paragraph" w:styleId="13">
     <w:name w:val="Normal Indent"/>
     <w:basedOn w:val="1"/>
+    <w:qFormat/>
     <w:uiPriority w:val="0"/>
     <w:pPr>
       <w:ind w:firstLine="420"/>
@@ -34006,6 +33803,7 @@
   <w:style w:type="paragraph" w:styleId="18">
     <w:name w:val="Body Text"/>
     <w:basedOn w:val="1"/>
+    <w:qFormat/>
     <w:uiPriority w:val="0"/>
     <w:pPr>
       <w:spacing w:after="120"/>
@@ -34016,6 +33814,7 @@
     <w:basedOn w:val="1"/>
     <w:next w:val="1"/>
     <w:semiHidden/>
+    <w:qFormat/>
     <w:uiPriority w:val="0"/>
     <w:pPr>
       <w:ind w:left="1680"/>
@@ -34046,6 +33845,7 @@
     <w:basedOn w:val="1"/>
     <w:next w:val="1"/>
     <w:semiHidden/>
+    <w:qFormat/>
     <w:uiPriority w:val="0"/>
     <w:pPr>
       <w:ind w:left="2940"/>
@@ -34055,6 +33855,7 @@
     <w:name w:val="Date"/>
     <w:basedOn w:val="1"/>
     <w:next w:val="1"/>
+    <w:qFormat/>
     <w:uiPriority w:val="0"/>
     <w:pPr>
       <w:ind w:left="100" w:leftChars="2500"/>
@@ -34075,6 +33876,7 @@
     <w:name w:val="footer"/>
     <w:basedOn w:val="1"/>
     <w:link w:val="40"/>
+    <w:qFormat/>
     <w:uiPriority w:val="0"/>
     <w:pPr>
       <w:widowControl/>
@@ -34093,6 +33895,7 @@
   <w:style w:type="paragraph" w:styleId="25">
     <w:name w:val="header"/>
     <w:basedOn w:val="1"/>
+    <w:qFormat/>
     <w:uiPriority w:val="0"/>
     <w:pPr>
       <w:tabs>
@@ -34112,6 +33915,7 @@
     <w:name w:val="toc 1"/>
     <w:basedOn w:val="1"/>
     <w:next w:val="1"/>
+    <w:qFormat/>
     <w:uiPriority w:val="0"/>
     <w:pPr>
       <w:widowControl/>
@@ -34132,6 +33936,7 @@
     <w:name w:val="toc 4"/>
     <w:basedOn w:val="1"/>
     <w:semiHidden/>
+    <w:qFormat/>
     <w:uiPriority w:val="0"/>
     <w:pPr>
       <w:ind w:left="1134" w:hanging="567"/>
@@ -34146,6 +33951,7 @@
     <w:name w:val="toc 6"/>
     <w:basedOn w:val="1"/>
     <w:semiHidden/>
+    <w:qFormat/>
     <w:uiPriority w:val="0"/>
     <w:pPr>
       <w:ind w:left="1757" w:hanging="907"/>
@@ -34170,6 +33976,7 @@
     <w:name w:val="toc 2"/>
     <w:basedOn w:val="1"/>
     <w:semiHidden/>
+    <w:qFormat/>
     <w:uiPriority w:val="0"/>
     <w:pPr>
       <w:tabs>
@@ -34279,6 +34086,7 @@
   </w:style>
   <w:style w:type="character" w:customStyle="1" w:styleId="41">
     <w:name w:val="表头样式 Char Char"/>
+    <w:qFormat/>
     <w:uiPriority w:val="0"/>
     <w:rPr>
       <w:rFonts w:ascii="Arial" w:hAnsi="Arial" w:eastAsia="宋体"/>
@@ -34402,6 +34210,7 @@
   <w:style w:type="paragraph" w:customStyle="1" w:styleId="50">
     <w:name w:val="编写建议 Char"/>
     <w:basedOn w:val="1"/>
+    <w:qFormat/>
     <w:uiPriority w:val="0"/>
     <w:pPr>
       <w:spacing w:line="360" w:lineRule="auto"/>
@@ -34462,6 +34271,7 @@
   <w:style w:type="paragraph" w:customStyle="1" w:styleId="54">
     <w:name w:val="封面文档标题"/>
     <w:basedOn w:val="1"/>
+    <w:qFormat/>
     <w:uiPriority w:val="0"/>
     <w:pPr>
       <w:spacing w:line="360" w:lineRule="auto"/>
@@ -34523,6 +34333,7 @@
   <w:style w:type="paragraph" w:customStyle="1" w:styleId="58">
     <w:name w:val="点号"/>
     <w:basedOn w:val="1"/>
+    <w:qFormat/>
     <w:uiPriority w:val="0"/>
     <w:pPr>
       <w:numPr>
@@ -34553,6 +34364,7 @@
   <w:style w:type="paragraph" w:customStyle="1" w:styleId="60">
     <w:name w:val="catalog 4"/>
     <w:basedOn w:val="1"/>
+    <w:qFormat/>
     <w:uiPriority w:val="0"/>
     <w:pPr>
       <w:widowControl/>
@@ -35401,6 +35213,7 @@
   <w:style w:type="paragraph" w:customStyle="1" w:styleId="115">
     <w:name w:val="参考资料清单"/>
     <w:basedOn w:val="1"/>
+    <w:qFormat/>
     <w:uiPriority w:val="0"/>
     <w:pPr>
       <w:numPr>

--- a/巩固式解密模板/02_项目计划/KJTP-MLM-001_SPP_V1.0_副本.docx
+++ b/巩固式解密模板/02_项目计划/KJTP-MLM-001_SPP_V1.0_副本.docx
@@ -6995,7 +6995,7 @@
                 <w:szCs w:val="21"/>
                 <w:lang w:eastAsia="zh-CN"/>
               </w:rPr>
-              <w:t>Streamlit页面框架与检索页</w:t>
+              <w:t>Vue页面框架与检索页</w:t>
             </w:r>
           </w:p>
         </w:tc>
@@ -23014,7 +23014,7 @@
                 <w:color w:val="000000"/>
                 <w:lang w:eastAsia="zh-CN"/>
               </w:rPr>
-              <w:t>Streamlit框架+检索页</w:t>
+              <w:t>Vue框架+检索页</w:t>
             </w:r>
           </w:p>
         </w:tc>
@@ -25657,7 +25657,7 @@
                 <w:sz w:val="21"/>
                 <w:lang w:eastAsia="zh-CN"/>
               </w:rPr>
-              <w:t>文献详情页+API对接</w:t>
+              <w:t>文献详情页+FastAPI对接</w:t>
             </w:r>
           </w:p>
         </w:tc>
